--- a/docs/ARINC-615A-CLI-Engineering-Trace.docx
+++ b/docs/ARINC-615A-CLI-Engineering-Trace.docx
@@ -282,17 +282,7 @@
     <w:p>
       <w:r>
         <w:rPr/>
-        <w:t xml:space="preserve">This working copy has been reduced to a </w:t>
-      </w:r>
-      <w:r>
-        <w:rPr>
-          <w:b/>
-        </w:rPr>
-        <w:t>CLI-only variant</w:t>
-      </w:r>
-      <w:r>
-        <w:rPr/>
-        <w:t xml:space="preserve">: </w:t>
+        <w:t xml:space="preserve">This repository is the command-line distribution of the tool suite: </w:t>
       </w:r>
       <w:r>
         <w:rPr>
@@ -304,19 +294,7 @@
       </w:r>
       <w:r>
         <w:rPr/>
-        <w:t xml:space="preserve"> wires in a single application and the Qt libraries have been removed from </w:t>
-      </w:r>
-      <w:r>
-        <w:rPr>
-          <w:rFonts w:ascii="Consolas" w:hAnsi="Consolas"/>
-          <w:color w:val="39424F"/>
-          <w:sz w:val="17"/>
-        </w:rPr>
-        <w:t>lib/</w:t>
-      </w:r>
-      <w:r>
-        <w:rPr/>
-        <w:t>. The table below reflects that state — see §20 for what the variant excludes and how to re-enable a target.</w:t>
+        <w:t xml:space="preserve"> wires in a single application. The table below reflects that state — see §20 for what it excludes and how to re-enable a target.</w:t>
       </w:r>
     </w:p>
     <w:tbl>
@@ -664,73 +642,6 @@
                 <w:sz w:val="18"/>
               </w:rPr>
               <w:t>On disk, not wired into the build. Boost.Test suite</w:t>
-            </w:r>
-          </w:p>
-        </w:tc>
-        <w:tc>
-          <w:tcPr>
-            <w:tcW w:type="dxa" w:w="3137"/>
-          </w:tcPr>
-          <w:p>
-            <w:pPr>
-              <w:spacing w:after="40" w:before="40"/>
-            </w:pPr>
-            <w:r>
-              <w:rPr>
-                <w:sz w:val="18"/>
-              </w:rPr>
-            </w:r>
-            <w:r>
-              <w:rPr>
-                <w:sz w:val="18"/>
-              </w:rPr>
-              <w:t>Out of scope</w:t>
-            </w:r>
-          </w:p>
-        </w:tc>
-      </w:tr>
-      <w:tr>
-        <w:tc>
-          <w:tcPr>
-            <w:tcW w:type="dxa" w:w="3137"/>
-          </w:tcPr>
-          <w:p>
-            <w:pPr>
-              <w:spacing w:after="40" w:before="40"/>
-            </w:pPr>
-            <w:r>
-              <w:rPr>
-                <w:rFonts w:ascii="Consolas" w:hAnsi="Consolas"/>
-                <w:sz w:val="16"/>
-              </w:rPr>
-            </w:r>
-            <w:r>
-              <w:rPr>
-                <w:rFonts w:ascii="Consolas" w:hAnsi="Consolas"/>
-                <w:sz w:val="16"/>
-              </w:rPr>
-              <w:t>arinc_615a_data_loader_gui</w:t>
-            </w:r>
-          </w:p>
-        </w:tc>
-        <w:tc>
-          <w:tcPr>
-            <w:tcW w:type="dxa" w:w="3137"/>
-          </w:tcPr>
-          <w:p>
-            <w:pPr>
-              <w:spacing w:after="40" w:before="40"/>
-            </w:pPr>
-            <w:r>
-              <w:rPr>
-                <w:sz w:val="18"/>
-              </w:rPr>
-            </w:r>
-            <w:r>
-              <w:rPr>
-                <w:sz w:val="18"/>
-              </w:rPr>
-              <w:t>Removed from this working copy along with the Qt libraries</w:t>
             </w:r>
           </w:p>
         </w:tc>
@@ -917,7 +828,7 @@
       </w:r>
       <w:r>
         <w:rPr/>
-        <w:t xml:space="preserve"> or an abstract handler interface bound during setup. That inversion is what lets the same host protocol library serve both the CLI and the Qt GUI.</w:t>
+        <w:t xml:space="preserve"> or an abstract handler interface bound during setup. That inversion is what lets the same host protocol library serve any front end built on top of it.</w:t>
       </w:r>
     </w:p>
     <w:p>
@@ -1080,19 +991,7 @@
       </w:r>
       <w:r>
         <w:rPr/>
-        <w:t>. (</w:t>
-      </w:r>
-      <w:r>
-        <w:rPr>
-          <w:rFonts w:ascii="Consolas" w:hAnsi="Consolas"/>
-          <w:color w:val="39424F"/>
-          <w:sz w:val="17"/>
-        </w:rPr>
-        <w:t>qt_icon_resources</w:t>
-      </w:r>
-      <w:r>
-        <w:rPr/>
-        <w:t xml:space="preserve"> was dropped when this tree was reduced to the CLI variant.) Two of them carry weight in the CLI path and are worth naming:</w:t>
+        <w:t>. Two of them carry weight in the CLI path and are worth naming:</w:t>
       </w:r>
     </w:p>
     <w:p>
@@ -23720,7 +23619,7 @@
       </w:r>
       <w:r>
         <w:rPr/>
-        <w:t xml:space="preserve">. They serve the GUI and the test target application. If you want a config file for the CLI, that is the hook to wire up: parse the JSON in </w:t>
+        <w:t xml:space="preserve">. They serve the test target application. If you want a config file for the CLI, that is the hook to wire up: parse the JSON in </w:t>
       </w:r>
       <w:r>
         <w:rPr>
@@ -25870,7 +25769,7 @@
       </w:r>
       <w:r>
         <w:rPr/>
-        <w:t xml:space="preserve"> now adds only </w:t>
+        <w:t xml:space="preserve"> adds </w:t>
       </w:r>
       <w:r>
         <w:rPr>
@@ -25906,7 +25805,7 @@
       </w:r>
       <w:r>
         <w:rPr/>
-        <w:t xml:space="preserve"> adds only </w:t>
+        <w:t xml:space="preserve"> adds </w:t>
       </w:r>
       <w:r>
         <w:rPr>
@@ -25918,31 +25817,7 @@
       </w:r>
       <w:r>
         <w:rPr/>
-        <w:t xml:space="preserve">. The Qt library directories are gone, and </w:t>
-      </w:r>
-      <w:r>
-        <w:rPr>
-          <w:rFonts w:ascii="Consolas" w:hAnsi="Consolas"/>
-          <w:color w:val="39424F"/>
-          <w:sz w:val="17"/>
-        </w:rPr>
-        <w:t>qt_icon_resources</w:t>
-      </w:r>
-      <w:r>
-        <w:rPr/>
-        <w:t xml:space="preserve"> has been dropped from the </w:t>
-      </w:r>
-      <w:r>
-        <w:rPr>
-          <w:rFonts w:ascii="Consolas" w:hAnsi="Consolas"/>
-          <w:color w:val="39424F"/>
-          <w:sz w:val="17"/>
-        </w:rPr>
-        <w:t>FetchContent</w:t>
-      </w:r>
-      <w:r>
-        <w:rPr/>
-        <w:t xml:space="preserve"> set — five dependencies remain: </w:t>
+        <w:t xml:space="preserve">. Five dependencies are fetched: </w:t>
       </w:r>
       <w:r>
         <w:rPr>
@@ -26002,31 +25877,7 @@
       </w:r>
       <w:r>
         <w:rPr/>
-        <w:t xml:space="preserve">. The </w:t>
-      </w:r>
-      <w:r>
-        <w:rPr>
-          <w:rFonts w:ascii="Consolas" w:hAnsi="Consolas"/>
-          <w:color w:val="39424F"/>
-          <w:sz w:val="17"/>
-        </w:rPr>
-        <w:t>vcpkg.json</w:t>
-      </w:r>
-      <w:r>
-        <w:rPr/>
-        <w:t xml:space="preserve"> manifest no longer declares a </w:t>
-      </w:r>
-      <w:r>
-        <w:rPr>
-          <w:rFonts w:ascii="Consolas" w:hAnsi="Consolas"/>
-          <w:color w:val="39424F"/>
-          <w:sz w:val="17"/>
-        </w:rPr>
-        <w:t>with-qt</w:t>
-      </w:r>
-      <w:r>
-        <w:rPr/>
-        <w:t xml:space="preserve"> feature.</w:t>
+        <w:t>.</w:t>
       </w:r>
     </w:p>
     <w:p>
